--- a/Lista de Exercícios Estrutura WHILE.docx
+++ b/Lista de Exercícios Estrutura WHILE.docx
@@ -219,16 +219,16 @@
         <mc:AlternateContent>
           <mc:Choice Requires="wps">
             <w:drawing>
-              <wp:anchor distT="0" distB="0" distL="114300" distR="114300" simplePos="0" relativeHeight="251659264" behindDoc="0" locked="0" layoutInCell="1" allowOverlap="1" wp14:anchorId="2627CF39" wp14:editId="791B8CE8">
+              <wp:anchor distT="0" distB="0" distL="114300" distR="114300" simplePos="0" relativeHeight="251659264" behindDoc="0" locked="0" layoutInCell="1" allowOverlap="1" wp14:anchorId="2627CF39" wp14:editId="1131A8B6">
                 <wp:simplePos x="0" y="0"/>
                 <wp:positionH relativeFrom="margin">
                   <wp:align>left</wp:align>
                 </wp:positionH>
                 <wp:positionV relativeFrom="paragraph">
-                  <wp:posOffset>268605</wp:posOffset>
+                  <wp:posOffset>224790</wp:posOffset>
                 </wp:positionV>
-                <wp:extent cx="5242560" cy="441960"/>
-                <wp:effectExtent l="0" t="0" r="15240" b="15240"/>
+                <wp:extent cx="5242560" cy="47625"/>
+                <wp:effectExtent l="0" t="0" r="15240" b="28575"/>
                 <wp:wrapNone/>
                 <wp:docPr id="1" name="Retângulo 1"/>
                 <wp:cNvGraphicFramePr/>
@@ -237,9 +237,9 @@
                     <wps:wsp>
                       <wps:cNvSpPr/>
                       <wps:spPr>
-                        <a:xfrm>
+                        <a:xfrm flipV="1">
                           <a:off x="0" y="0"/>
-                          <a:ext cx="5242560" cy="441960"/>
+                          <a:ext cx="5242560" cy="47625"/>
                         </a:xfrm>
                         <a:prstGeom prst="rect">
                           <a:avLst/>
@@ -269,6 +269,18 @@
                           <a:schemeClr val="lt1"/>
                         </a:fontRef>
                       </wps:style>
+                      <wps:txbx>
+                        <w:txbxContent>
+                          <w:p>
+                            <w:pPr>
+                              <w:jc w:val="center"/>
+                            </w:pPr>
+                            <w:r>
+                              <w:t>httphttps://github.com/Leonardo-Jun/aulaPALshttps://github.com/Leonardo-Jun/aulaPAL://github.com/Leonardo-Jun/aulaPAL</w:t>
+                            </w:r>
+                          </w:p>
+                        </w:txbxContent>
+                      </wps:txbx>
                       <wps:bodyPr rot="0" spcFirstLastPara="0" vertOverflow="overflow" horzOverflow="overflow" vert="horz" wrap="square" lIns="91440" tIns="45720" rIns="91440" bIns="45720" numCol="1" spcCol="0" rtlCol="0" fromWordArt="0" anchor="ctr" anchorCtr="0" forceAA="0" compatLnSpc="1">
                         <a:prstTxWarp prst="textNoShape">
                           <a:avLst/>
@@ -281,12 +293,27 @@
                 <wp14:sizeRelH relativeFrom="margin">
                   <wp14:pctWidth>0</wp14:pctWidth>
                 </wp14:sizeRelH>
+                <wp14:sizeRelV relativeFrom="margin">
+                  <wp14:pctHeight>0</wp14:pctHeight>
+                </wp14:sizeRelV>
               </wp:anchor>
             </w:drawing>
           </mc:Choice>
           <mc:Fallback>
             <w:pict>
-              <v:rect w14:anchorId="72D2CFEB" id="Retângulo 1" o:spid="_x0000_s1026" style="position:absolute;margin-left:0;margin-top:21.15pt;width:412.8pt;height:34.8pt;z-index:251659264;visibility:visible;mso-wrap-style:square;mso-width-percent:0;mso-wrap-distance-left:9pt;mso-wrap-distance-top:0;mso-wrap-distance-right:9pt;mso-wrap-distance-bottom:0;mso-position-horizontal:left;mso-position-horizontal-relative:margin;mso-position-vertical:absolute;mso-position-vertical-relative:text;mso-width-percent:0;mso-width-relative:margin;v-text-anchor:middle" o:gfxdata="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" fillcolor="white [3212]" strokecolor="black [3213]" strokeweight="2pt">
+              <v:rect w14:anchorId="2627CF39" id="Retângulo 1" o:spid="_x0000_s1026" style="position:absolute;margin-left:0;margin-top:17.7pt;width:412.8pt;height:3.75pt;flip:y;z-index:251659264;visibility:visible;mso-wrap-style:square;mso-width-percent:0;mso-height-percent:0;mso-wrap-distance-left:9pt;mso-wrap-distance-top:0;mso-wrap-distance-right:9pt;mso-wrap-distance-bottom:0;mso-position-horizontal:left;mso-position-horizontal-relative:margin;mso-position-vertical:absolute;mso-position-vertical-relative:text;mso-width-percent:0;mso-height-percent:0;mso-width-relative:margin;mso-height-relative:margin;v-text-anchor:middle" o:gfxdata="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" fillcolor="white [3212]" strokecolor="black [3213]" strokeweight="2pt">
+                <v:textbox>
+                  <w:txbxContent>
+                    <w:p>
+                      <w:pPr>
+                        <w:jc w:val="center"/>
+                      </w:pPr>
+                      <w:r>
+                        <w:t>httphttps://github.com/Leonardo-Jun/aulaPALshttps://github.com/Leonardo-Jun/aulaPAL://github.com/Leonardo-Jun/aulaPAL</w:t>
+                      </w:r>
+                    </w:p>
+                  </w:txbxContent>
+                </v:textbox>
                 <w10:wrap anchorx="margin"/>
               </v:rect>
             </w:pict>
@@ -397,6 +424,20 @@
           <w:u w:val="single"/>
         </w:rPr>
       </w:pPr>
+      <w:r>
+        <w:rPr>
+          <w:rFonts w:ascii="Arial" w:eastAsia="Times New Roman" w:hAnsi="Arial" w:cs="Arial"/>
+          <w:b/>
+          <w:i/>
+          <w:color w:val="333333"/>
+          <w:sz w:val="24"/>
+          <w:szCs w:val="24"/>
+          <w:u w:val="single"/>
+        </w:rPr>
+        <w:t>https://github.com/Leonardo-Jun/aulaPAL</w:t>
+      </w:r>
+      <w:bookmarkStart w:id="0" w:name="_GoBack"/>
+      <w:bookmarkEnd w:id="0"/>
     </w:p>
     <w:p>
       <w:pPr>
@@ -10323,8 +10364,6 @@
               </w:rPr>
               <w:t xml:space="preserve"> + soma);</w:t>
             </w:r>
-            <w:bookmarkStart w:id="0" w:name="_GoBack"/>
-            <w:bookmarkEnd w:id="0"/>
           </w:p>
         </w:tc>
       </w:tr>
@@ -13032,14 +13071,6 @@
 </file>
 
 <file path=customXml/item2.xml><?xml version="1.0" encoding="utf-8"?>
-<p:properties xmlns:p="http://schemas.microsoft.com/office/2006/metadata/properties" xmlns:xsi="http://www.w3.org/2001/XMLSchema-instance" xmlns:pc="http://schemas.microsoft.com/office/infopath/2007/PartnerControls">
-  <documentManagement>
-    <ReferenceId xmlns="f7a5e014-08d5-4fda-a2e8-3df26cac4361" xsi:nil="true"/>
-  </documentManagement>
-</p:properties>
-</file>
-
-<file path=customXml/item3.xml><?xml version="1.0" encoding="utf-8"?>
 <ct:contentTypeSchema xmlns:ct="http://schemas.microsoft.com/office/2006/metadata/contentType" xmlns:ma="http://schemas.microsoft.com/office/2006/metadata/properties/metaAttributes" ct:_="" ma:_="" ma:contentTypeName="Documento" ma:contentTypeID="0x010100ED892AFE155E264BA1F2075E2FE02187" ma:contentTypeVersion="4" ma:contentTypeDescription="Crie um novo documento." ma:contentTypeScope="" ma:versionID="dcfe956fb209ae9a5e221e7ec55d6040">
   <xsd:schema xmlns:xsd="http://www.w3.org/2001/XMLSchema" xmlns:xs="http://www.w3.org/2001/XMLSchema" xmlns:p="http://schemas.microsoft.com/office/2006/metadata/properties" xmlns:ns2="f7a5e014-08d5-4fda-a2e8-3df26cac4361" targetNamespace="http://schemas.microsoft.com/office/2006/metadata/properties" ma:root="true" ma:fieldsID="c12699c0f6e4349549f2119c17c0ab55" ns2:_="">
     <xsd:import namespace="f7a5e014-08d5-4fda-a2e8-3df26cac4361"/>
@@ -13183,6 +13214,14 @@
 </ct:contentTypeSchema>
 </file>
 
+<file path=customXml/item3.xml><?xml version="1.0" encoding="utf-8"?>
+<p:properties xmlns:p="http://schemas.microsoft.com/office/2006/metadata/properties" xmlns:xsi="http://www.w3.org/2001/XMLSchema-instance" xmlns:pc="http://schemas.microsoft.com/office/infopath/2007/PartnerControls">
+  <documentManagement>
+    <ReferenceId xmlns="f7a5e014-08d5-4fda-a2e8-3df26cac4361" xsi:nil="true"/>
+  </documentManagement>
+</p:properties>
+</file>
+
 <file path=customXml/itemProps1.xml><?xml version="1.0" encoding="utf-8"?>
 <ds:datastoreItem xmlns:ds="http://schemas.openxmlformats.org/officeDocument/2006/customXml" ds:itemID="{A39E7AFC-4607-453D-9066-D1692EE55B09}">
   <ds:schemaRefs>
@@ -13192,16 +13231,6 @@
 </file>
 
 <file path=customXml/itemProps2.xml><?xml version="1.0" encoding="utf-8"?>
-<ds:datastoreItem xmlns:ds="http://schemas.openxmlformats.org/officeDocument/2006/customXml" ds:itemID="{881AAE69-6F11-43C5-86ED-4E51A6E594A9}">
-  <ds:schemaRefs>
-    <ds:schemaRef ds:uri="http://schemas.microsoft.com/office/2006/metadata/properties"/>
-    <ds:schemaRef ds:uri="http://schemas.microsoft.com/office/infopath/2007/PartnerControls"/>
-    <ds:schemaRef ds:uri="f7a5e014-08d5-4fda-a2e8-3df26cac4361"/>
-  </ds:schemaRefs>
-</ds:datastoreItem>
-</file>
-
-<file path=customXml/itemProps3.xml><?xml version="1.0" encoding="utf-8"?>
 <ds:datastoreItem xmlns:ds="http://schemas.openxmlformats.org/officeDocument/2006/customXml" ds:itemID="{25923031-1718-4738-B9C6-DDB009251EA0}">
   <ds:schemaRefs>
     <ds:schemaRef ds:uri="http://schemas.microsoft.com/office/2006/metadata/contentType"/>
@@ -13217,4 +13246,14 @@
     <ds:schemaRef ds:uri="http://schemas.microsoft.com/internal/obd"/>
   </ds:schemaRefs>
 </ds:datastoreItem>
+</file>
+
+<file path=customXml/itemProps3.xml><?xml version="1.0" encoding="utf-8"?>
+<ds:datastoreItem xmlns:ds="http://schemas.openxmlformats.org/officeDocument/2006/customXml" ds:itemID="{881AAE69-6F11-43C5-86ED-4E51A6E594A9}">
+  <ds:schemaRefs>
+    <ds:schemaRef ds:uri="http://schemas.microsoft.com/office/2006/metadata/properties"/>
+    <ds:schemaRef ds:uri="http://schemas.microsoft.com/office/infopath/2007/PartnerControls"/>
+    <ds:schemaRef ds:uri="f7a5e014-08d5-4fda-a2e8-3df26cac4361"/>
+  </ds:schemaRefs>
+</ds:datastoreItem>
 </file>